--- a/flow/20230927_hours/drafts/2024-05-g/23.05.docx
+++ b/flow/20230927_hours/drafts/2024-05-g/23.05.docx
@@ -1518,70 +1518,7 @@
           <w:rFonts w:ascii="Times New Roman" w:hAnsi="Times New Roman"/>
           <w:sz w:val="24"/>
         </w:rPr>
-        <w:t xml:space="preserve"> П</w:t>
-      </w:r>
-      <w:r>
-        <w:rPr>
-          <w:rFonts w:ascii="Times New Roman" w:hAnsi="Times New Roman"/>
-          <w:sz w:val="24"/>
-        </w:rPr>
-        <w:t xml:space="preserve">равилом віри і образом </w:t>
-      </w:r>
-      <w:r>
-        <w:rPr>
-          <w:rFonts w:ascii="Times New Roman" w:hAnsi="Times New Roman"/>
-          <w:sz w:val="24"/>
-        </w:rPr>
-        <w:t>лагідности</w:t>
-      </w:r>
-      <w:r>
-        <w:rPr>
-          <w:rFonts w:ascii="Times New Roman" w:hAnsi="Times New Roman"/>
-          <w:sz w:val="24"/>
-        </w:rPr>
-        <w:t xml:space="preserve">,* учителем </w:t>
-      </w:r>
-      <w:r>
-        <w:rPr>
-          <w:rFonts w:ascii="Times New Roman" w:hAnsi="Times New Roman"/>
-          <w:sz w:val="24"/>
-        </w:rPr>
-        <w:t>повздержности</w:t>
-      </w:r>
-      <w:r>
-        <w:rPr>
-          <w:rFonts w:ascii="Times New Roman" w:hAnsi="Times New Roman"/>
-          <w:sz w:val="24"/>
-        </w:rPr>
-        <w:t xml:space="preserve">* явила тебе твоєму стаду всіх речей істина.* Ради цього придбав ти смиренням високе,* убогістю – багате,* отче </w:t>
-      </w:r>
-      <w:r>
-        <w:rPr>
-          <w:rFonts w:ascii="Times New Roman" w:hAnsi="Times New Roman"/>
-          <w:sz w:val="24"/>
-        </w:rPr>
-        <w:t>священноначальнику</w:t>
-      </w:r>
-      <w:r>
-        <w:rPr>
-          <w:rFonts w:ascii="Times New Roman" w:hAnsi="Times New Roman"/>
-          <w:sz w:val="24"/>
-        </w:rPr>
-        <w:t xml:space="preserve"> </w:t>
-      </w:r>
-      <w:r>
-        <w:rPr>
-          <w:rFonts w:ascii="Times New Roman" w:hAnsi="Times New Roman"/>
-          <w:sz w:val="24"/>
-        </w:rPr>
-        <w:t>Михаїле</w:t>
-      </w:r>
-      <w:r>
-        <w:rPr>
-          <w:rFonts w:ascii="Times New Roman" w:hAnsi="Times New Roman"/>
-          <w:sz w:val="24"/>
-        </w:rPr>
-        <w:t>,* Моли Христа Бога, щоб спаслися душі наші.</w:t>
+        <w:t xml:space="preserve"> Правилом віри і образом лагідности,* учителем повздержности* явила тебе твоєму стаду всіх речей істина.* Ради цього придбав ти смиренням високе,* убогістю – багате,* отче священноначальнику Михаїле,* Моли Христа Бога, щоб спаслися душі наші.</w:t>
       </w:r>
     </w:p>
     <w:p>
@@ -2039,77 +1976,7 @@
           <w:rFonts w:ascii="Times New Roman" w:hAnsi="Times New Roman"/>
           <w:sz w:val="24"/>
         </w:rPr>
-        <w:t xml:space="preserve">Як архієрей </w:t>
-      </w:r>
-      <w:r>
-        <w:rPr>
-          <w:rFonts w:ascii="Times New Roman" w:hAnsi="Times New Roman"/>
-          <w:sz w:val="24"/>
-        </w:rPr>
-        <w:t>всечесний</w:t>
-      </w:r>
-      <w:r>
-        <w:rPr>
-          <w:rFonts w:ascii="Times New Roman" w:hAnsi="Times New Roman"/>
-          <w:sz w:val="24"/>
-        </w:rPr>
-        <w:t xml:space="preserve">, і благочестя </w:t>
-      </w:r>
-      <w:r>
-        <w:rPr>
-          <w:rFonts w:ascii="Times New Roman" w:hAnsi="Times New Roman"/>
-          <w:sz w:val="24"/>
-        </w:rPr>
-        <w:t>священностраждалець</w:t>
-      </w:r>
-      <w:r>
-        <w:rPr>
-          <w:rFonts w:ascii="Times New Roman" w:hAnsi="Times New Roman"/>
-          <w:sz w:val="24"/>
-        </w:rPr>
-        <w:t xml:space="preserve">, заборон </w:t>
-      </w:r>
-      <w:r>
-        <w:rPr>
-          <w:rFonts w:ascii="Times New Roman" w:hAnsi="Times New Roman"/>
-          <w:sz w:val="24"/>
-        </w:rPr>
-        <w:t>злоіменитого</w:t>
-      </w:r>
-      <w:r>
-        <w:rPr>
-          <w:rFonts w:ascii="Times New Roman" w:hAnsi="Times New Roman"/>
-          <w:sz w:val="24"/>
-        </w:rPr>
-        <w:t xml:space="preserve"> не злякався ти, єретичний спротив його переміг, свобідним гласом голосно </w:t>
-      </w:r>
-      <w:r>
-        <w:rPr>
-          <w:rFonts w:ascii="Times New Roman" w:hAnsi="Times New Roman"/>
-          <w:sz w:val="24"/>
-        </w:rPr>
-        <w:t>кличучи</w:t>
-      </w:r>
-      <w:r>
-        <w:rPr>
-          <w:rFonts w:ascii="Times New Roman" w:hAnsi="Times New Roman"/>
-          <w:sz w:val="24"/>
-        </w:rPr>
-        <w:t xml:space="preserve">: іконі покланяюсь Христовій і його пречистої Матері, тому й почитаємо тебе, </w:t>
-      </w:r>
-      <w:r>
-        <w:rPr>
-          <w:rFonts w:ascii="Times New Roman" w:hAnsi="Times New Roman"/>
-          <w:sz w:val="24"/>
-        </w:rPr>
-        <w:t>Михаїле</w:t>
-      </w:r>
-      <w:r>
-        <w:rPr>
-          <w:rFonts w:ascii="Times New Roman" w:hAnsi="Times New Roman"/>
-          <w:sz w:val="24"/>
-        </w:rPr>
-        <w:t>.</w:t>
+        <w:t>Як архієрей всечесний, і благочестя священностраждалець, заборон злоіменитого не злякався ти, єретичний спротив його переміг, свобідним гласом голосно кличучи: іконі покланяюсь Христовій і його пречистої Матері, тому й почитаємо тебе, Михаїле.</w:t>
       </w:r>
     </w:p>
     <w:p>
@@ -7342,70 +7209,7 @@
           <w:rFonts w:ascii="Times New Roman" w:hAnsi="Times New Roman"/>
           <w:sz w:val="24"/>
         </w:rPr>
-        <w:t xml:space="preserve"> П</w:t>
-      </w:r>
-      <w:r>
-        <w:rPr>
-          <w:rFonts w:ascii="Times New Roman" w:hAnsi="Times New Roman"/>
-          <w:sz w:val="24"/>
-        </w:rPr>
-        <w:t xml:space="preserve">равилом віри і образом </w:t>
-      </w:r>
-      <w:r>
-        <w:rPr>
-          <w:rFonts w:ascii="Times New Roman" w:hAnsi="Times New Roman"/>
-          <w:sz w:val="24"/>
-        </w:rPr>
-        <w:t>лагідности</w:t>
-      </w:r>
-      <w:r>
-        <w:rPr>
-          <w:rFonts w:ascii="Times New Roman" w:hAnsi="Times New Roman"/>
-          <w:sz w:val="24"/>
-        </w:rPr>
-        <w:t xml:space="preserve">,* учителем </w:t>
-      </w:r>
-      <w:r>
-        <w:rPr>
-          <w:rFonts w:ascii="Times New Roman" w:hAnsi="Times New Roman"/>
-          <w:sz w:val="24"/>
-        </w:rPr>
-        <w:t>повздержности</w:t>
-      </w:r>
-      <w:r>
-        <w:rPr>
-          <w:rFonts w:ascii="Times New Roman" w:hAnsi="Times New Roman"/>
-          <w:sz w:val="24"/>
-        </w:rPr>
-        <w:t xml:space="preserve">* явила тебе твоєму стаду всіх речей істина.* Ради цього придбав ти смиренням високе,* убогістю – багате,* отче </w:t>
-      </w:r>
-      <w:r>
-        <w:rPr>
-          <w:rFonts w:ascii="Times New Roman" w:hAnsi="Times New Roman"/>
-          <w:sz w:val="24"/>
-        </w:rPr>
-        <w:t>священноначальнику</w:t>
-      </w:r>
-      <w:r>
-        <w:rPr>
-          <w:rFonts w:ascii="Times New Roman" w:hAnsi="Times New Roman"/>
-          <w:sz w:val="24"/>
-        </w:rPr>
-        <w:t xml:space="preserve"> </w:t>
-      </w:r>
-      <w:r>
-        <w:rPr>
-          <w:rFonts w:ascii="Times New Roman" w:hAnsi="Times New Roman"/>
-          <w:sz w:val="24"/>
-        </w:rPr>
-        <w:t>Михаїле</w:t>
-      </w:r>
-      <w:r>
-        <w:rPr>
-          <w:rFonts w:ascii="Times New Roman" w:hAnsi="Times New Roman"/>
-          <w:sz w:val="24"/>
-        </w:rPr>
-        <w:t>,* Моли Христа Бога, щоб спаслися душі наші.</w:t>
+        <w:t xml:space="preserve"> Правилом віри і образом лагідности,* учителем повздержности* явила тебе твоєму стаду всіх речей істина.* Ради цього придбав ти смиренням високе,* убогістю – багате,* отче священноначальнику Михаїле,* Моли Христа Бога, щоб спаслися душі наші.</w:t>
       </w:r>
     </w:p>
     <w:p>
@@ -7907,77 +7711,7 @@
           <w:rFonts w:ascii="Times New Roman" w:hAnsi="Times New Roman"/>
           <w:sz w:val="24"/>
         </w:rPr>
-        <w:t xml:space="preserve">Як архієрей </w:t>
-      </w:r>
-      <w:r>
-        <w:rPr>
-          <w:rFonts w:ascii="Times New Roman" w:hAnsi="Times New Roman"/>
-          <w:sz w:val="24"/>
-        </w:rPr>
-        <w:t>всечесний</w:t>
-      </w:r>
-      <w:r>
-        <w:rPr>
-          <w:rFonts w:ascii="Times New Roman" w:hAnsi="Times New Roman"/>
-          <w:sz w:val="24"/>
-        </w:rPr>
-        <w:t xml:space="preserve">, і благочестя </w:t>
-      </w:r>
-      <w:r>
-        <w:rPr>
-          <w:rFonts w:ascii="Times New Roman" w:hAnsi="Times New Roman"/>
-          <w:sz w:val="24"/>
-        </w:rPr>
-        <w:t>священностраждалець</w:t>
-      </w:r>
-      <w:r>
-        <w:rPr>
-          <w:rFonts w:ascii="Times New Roman" w:hAnsi="Times New Roman"/>
-          <w:sz w:val="24"/>
-        </w:rPr>
-        <w:t xml:space="preserve">, заборон </w:t>
-      </w:r>
-      <w:r>
-        <w:rPr>
-          <w:rFonts w:ascii="Times New Roman" w:hAnsi="Times New Roman"/>
-          <w:sz w:val="24"/>
-        </w:rPr>
-        <w:t>злоіменитого</w:t>
-      </w:r>
-      <w:r>
-        <w:rPr>
-          <w:rFonts w:ascii="Times New Roman" w:hAnsi="Times New Roman"/>
-          <w:sz w:val="24"/>
-        </w:rPr>
-        <w:t xml:space="preserve"> не злякався ти, єретичний спротив його переміг, свобідним гласом голосно </w:t>
-      </w:r>
-      <w:r>
-        <w:rPr>
-          <w:rFonts w:ascii="Times New Roman" w:hAnsi="Times New Roman"/>
-          <w:sz w:val="24"/>
-        </w:rPr>
-        <w:t>кличучи</w:t>
-      </w:r>
-      <w:r>
-        <w:rPr>
-          <w:rFonts w:ascii="Times New Roman" w:hAnsi="Times New Roman"/>
-          <w:sz w:val="24"/>
-        </w:rPr>
-        <w:t xml:space="preserve">: іконі покланяюсь Христовій і його пречистої Матері, тому й почитаємо тебе, </w:t>
-      </w:r>
-      <w:r>
-        <w:rPr>
-          <w:rFonts w:ascii="Times New Roman" w:hAnsi="Times New Roman"/>
-          <w:sz w:val="24"/>
-        </w:rPr>
-        <w:t>Михаїле</w:t>
-      </w:r>
-      <w:r>
-        <w:rPr>
-          <w:rFonts w:ascii="Times New Roman" w:hAnsi="Times New Roman"/>
-          <w:sz w:val="24"/>
-        </w:rPr>
-        <w:t>.</w:t>
+        <w:t>Як архієрей всечесний, і благочестя священностраждалець, заборон злоіменитого не злякався ти, єретичний спротив його переміг, свобідним гласом голосно кличучи: іконі покланяюсь Христовій і його пречистої Матері, тому й почитаємо тебе, Михаїле.</w:t>
       </w:r>
     </w:p>
     <w:p>

--- a/flow/20230927_hours/drafts/2024-05-g/23.05.docx
+++ b/flow/20230927_hours/drafts/2024-05-g/23.05.docx
@@ -1508,17 +1508,34 @@
         <w:rPr>
           <w:rFonts w:ascii="Times New Roman" w:hAnsi="Times New Roman"/>
           <w:i/>
-          <w:color w:val="FF0000"/>
-          <w:sz w:val="24"/>
-        </w:rPr>
-        <w:t>Тропар (г. 4):</w:t>
-      </w:r>
-      <w:r>
-        <w:rPr>
-          <w:rFonts w:ascii="Times New Roman" w:hAnsi="Times New Roman"/>
-          <w:sz w:val="24"/>
-        </w:rPr>
-        <w:t xml:space="preserve"> Правилом віри і образом лагідности,* учителем повздержности* явила тебе твоєму стаду всіх речей істина.* Ради цього придбав ти смиренням високе,* убогістю – багате,* отче священноначальнику Михаїле,* Моли Христа Бога, щоб спаслися душі наші.</w:t>
+          <w:color w:val="FF4400"/>
+          <w:sz w:val="24"/>
+        </w:rPr>
+        <w:t>Тропар (г. 8):</w:t>
+      </w:r>
+      <w:r>
+        <w:rPr>
+          <w:rFonts w:ascii="Times New Roman" w:hAnsi="Times New Roman"/>
+          <w:color w:val="333333"/>
+          <w:sz w:val="24"/>
+        </w:rPr>
+        <w:t xml:space="preserve"> Благословен єси, Христе Боже наш,* що премудрими рибаків явив,* </w:t>
+      </w:r>
+      <w:r>
+        <w:rPr>
+          <w:rFonts w:ascii="Times New Roman" w:hAnsi="Times New Roman"/>
+          <w:color w:val="333333"/>
+          <w:sz w:val="24"/>
+        </w:rPr>
+        <w:t>зіславши</w:t>
+      </w:r>
+      <w:r>
+        <w:rPr>
+          <w:rFonts w:ascii="Times New Roman" w:hAnsi="Times New Roman"/>
+          <w:color w:val="333333"/>
+          <w:sz w:val="24"/>
+        </w:rPr>
+        <w:t xml:space="preserve"> їм Духа Святого,* і ними уловив вселенну.* Чоловіколюбче, слава Тобі.</w:t>
       </w:r>
     </w:p>
     <w:p>
@@ -1966,17 +1983,18 @@
         <w:rPr>
           <w:rFonts w:ascii="Times New Roman" w:hAnsi="Times New Roman"/>
           <w:i/>
-          <w:color w:val="FF0000"/>
-          <w:sz w:val="24"/>
-        </w:rPr>
-        <w:t xml:space="preserve">Кондак (г. 8): </w:t>
-      </w:r>
-      <w:r>
-        <w:rPr>
-          <w:rFonts w:ascii="Times New Roman" w:hAnsi="Times New Roman"/>
-          <w:sz w:val="24"/>
-        </w:rPr>
-        <w:t>Як архієрей всечесний, і благочестя священностраждалець, заборон злоіменитого не злякався ти, єретичний спротив його переміг, свобідним гласом голосно кличучи: іконі покланяюсь Христовій і його пречистої Матері, тому й почитаємо тебе, Михаїле.</w:t>
+          <w:color w:val="FF4400"/>
+          <w:sz w:val="24"/>
+        </w:rPr>
+        <w:t>Кондак (г. 8):</w:t>
+      </w:r>
+      <w:r>
+        <w:rPr>
+          <w:rFonts w:ascii="Times New Roman" w:hAnsi="Times New Roman"/>
+          <w:color w:val="333333"/>
+          <w:sz w:val="24"/>
+        </w:rPr>
+        <w:t xml:space="preserve"> Коли Ти, зійшовши, язики змішав,* розділив Ти народи, Всевишній.* Коли ж вогненні язики Ти роздавав,* у з’єднання всіх Ти призвав.* I одноголосно славимо Пресвятого Духа.</w:t>
       </w:r>
     </w:p>
     <w:p>
@@ -7199,17 +7217,34 @@
         <w:rPr>
           <w:rFonts w:ascii="Times New Roman" w:hAnsi="Times New Roman"/>
           <w:i/>
-          <w:color w:val="FF0000"/>
-          <w:sz w:val="24"/>
-        </w:rPr>
-        <w:t>Тропар (г. 4):</w:t>
-      </w:r>
-      <w:r>
-        <w:rPr>
-          <w:rFonts w:ascii="Times New Roman" w:hAnsi="Times New Roman"/>
-          <w:sz w:val="24"/>
-        </w:rPr>
-        <w:t xml:space="preserve"> Правилом віри і образом лагідности,* учителем повздержности* явила тебе твоєму стаду всіх речей істина.* Ради цього придбав ти смиренням високе,* убогістю – багате,* отче священноначальнику Михаїле,* Моли Христа Бога, щоб спаслися душі наші.</w:t>
+          <w:color w:val="FF4400"/>
+          <w:sz w:val="24"/>
+        </w:rPr>
+        <w:t>Тропар (г. 8):</w:t>
+      </w:r>
+      <w:r>
+        <w:rPr>
+          <w:rFonts w:ascii="Times New Roman" w:hAnsi="Times New Roman"/>
+          <w:color w:val="333333"/>
+          <w:sz w:val="24"/>
+        </w:rPr>
+        <w:t xml:space="preserve"> Благословен єси, Христе Боже наш,* що премудрими рибаків явив,* </w:t>
+      </w:r>
+      <w:r>
+        <w:rPr>
+          <w:rFonts w:ascii="Times New Roman" w:hAnsi="Times New Roman"/>
+          <w:color w:val="333333"/>
+          <w:sz w:val="24"/>
+        </w:rPr>
+        <w:t>зіславши</w:t>
+      </w:r>
+      <w:r>
+        <w:rPr>
+          <w:rFonts w:ascii="Times New Roman" w:hAnsi="Times New Roman"/>
+          <w:color w:val="333333"/>
+          <w:sz w:val="24"/>
+        </w:rPr>
+        <w:t xml:space="preserve"> їм Духа Святого,* і ними уловив вселенну.* Чоловіколюбче, слава Тобі.</w:t>
       </w:r>
     </w:p>
     <w:p>
@@ -7701,17 +7736,18 @@
         <w:rPr>
           <w:rFonts w:ascii="Times New Roman" w:hAnsi="Times New Roman"/>
           <w:i/>
-          <w:color w:val="FF0000"/>
-          <w:sz w:val="24"/>
-        </w:rPr>
-        <w:t xml:space="preserve">Кондак (г. 8): </w:t>
-      </w:r>
-      <w:r>
-        <w:rPr>
-          <w:rFonts w:ascii="Times New Roman" w:hAnsi="Times New Roman"/>
-          <w:sz w:val="24"/>
-        </w:rPr>
-        <w:t>Як архієрей всечесний, і благочестя священностраждалець, заборон злоіменитого не злякався ти, єретичний спротив його переміг, свобідним гласом голосно кличучи: іконі покланяюсь Христовій і його пречистої Матері, тому й почитаємо тебе, Михаїле.</w:t>
+          <w:color w:val="FF4400"/>
+          <w:sz w:val="24"/>
+        </w:rPr>
+        <w:t>Кондак (г. 8):</w:t>
+      </w:r>
+      <w:r>
+        <w:rPr>
+          <w:rFonts w:ascii="Times New Roman" w:hAnsi="Times New Roman"/>
+          <w:color w:val="333333"/>
+          <w:sz w:val="24"/>
+        </w:rPr>
+        <w:t xml:space="preserve"> Коли Ти, зійшовши, язики змішав,* розділив Ти народи, Всевишній.* Коли ж вогненні язики Ти роздавав,* у з’єднання всіх Ти призвав.* I одноголосно славимо Пресвятого Духа.</w:t>
       </w:r>
     </w:p>
     <w:p>
